--- a/KHBD_Tin_học/Lớp_5/Tuần_02/KHBD_Tin_hoc_Lớp_5_Bai01_BÀI_1._EM_CÓ_THỂ_LÀM_GÌ_VỚI_MÁY_TÍNH.docx
+++ b/KHBD_Tin_học/Lớp_5/Tuần_02/KHBD_Tin_hoc_Lớp_5_Bai01_BÀI_1._EM_CÓ_THỂ_LÀM_GÌ_VỚI_MÁY_TÍNH.docx
@@ -13,15 +13,7 @@
           <w:i/>
           <w:sz w:val="26"/>
         </w:rPr>
-        <w:t xml:space="preserve">Thứ …… ngày </w:t>
-      </w:r>
-      <w:r>
-        <w:rPr>
-          <w:rFonts w:ascii="Times New Roman" w:hAnsi="Times New Roman" w:cs="Times New Roman" w:eastAsia="Times New Roman"/>
-          <w:i/>
-          <w:sz w:val="26"/>
-        </w:rPr>
-        <w:t xml:space="preserve">   /   /2026</w:t>
+        <w:t>Ngày soạn: 08/08/2026   Ngày dạy: 11/08/2026</w:t>
       </w:r>
     </w:p>
     <w:p>
